--- a/word_reports/LP_0353_위치_232_The Robert Shaw Chorale_D.docx
+++ b/word_reports/LP_0353_위치_232_The Robert Shaw Chorale_D.docx
@@ -4,7 +4,7 @@
   <w:body>
     <w:p>
       <w:pPr>
-        <w:spacing w:after="280"/>
+        <w:spacing w:after="80"/>
       </w:pPr>
       <w:r>
         <w:rPr w:rFonts="맑은 고딕">
@@ -13,94 +13,47 @@
           <w:color w:val="1E3A8A"/>
           <w:sz w:val="30"/>
         </w:rPr>
-        <w:t>[232] The Robert Shaw Chorale - Deep River and Other Spirituals</w:t>
+        <w:t>The Robert Shaw Chorale (로버트 쇼 합창단) - Deep River and Other Spirituals</w:t>
       </w:r>
     </w:p>
     <w:p>
       <w:pPr>
-        <w:spacing w:after="320"/>
+        <w:spacing w:after="240"/>
       </w:pPr>
       <w:r>
         <w:rPr w:rFonts="맑은 고딕">
           <w:rFonts w:ascii="맑은 고딕" w:hAnsi="맑은 고딕" w:eastAsia="맑은 고딕"/>
           <w:b/>
-          <w:sz w:val="20"/>
+          <w:color w:val="4B5563"/>
+          <w:sz w:val="22"/>
         </w:rPr>
-        <w:t>■ 위치 : 232</w:t>
-        <w:br/>
-      </w:r>
-      <w:r>
-        <w:rPr w:rFonts="맑은 고딕">
-          <w:rFonts w:ascii="맑은 고딕" w:hAnsi="맑은 고딕" w:eastAsia="맑은 고딕"/>
-          <w:b/>
-          <w:sz w:val="20"/>
-        </w:rPr>
-        <w:t>■ 아티스트 : The Robert Shaw Chorale</w:t>
-        <w:br/>
-      </w:r>
-      <w:r>
-        <w:rPr w:rFonts="맑은 고딕">
-          <w:rFonts w:ascii="맑은 고딕" w:hAnsi="맑은 고딕" w:eastAsia="맑은 고딕"/>
-          <w:b/>
-          <w:sz w:val="20"/>
-        </w:rPr>
-        <w:t>■ 앨범명 : Deep River and Other Spirituals</w:t>
-        <w:br/>
-      </w:r>
-      <w:r>
-        <w:rPr w:rFonts="맑은 고딕">
-          <w:rFonts w:ascii="맑은 고딕" w:hAnsi="맑은 고딕" w:eastAsia="맑은 고딕"/>
-          <w:b w:val="0"/>
-          <w:sz w:val="20"/>
-        </w:rPr>
-        <w:t>■ 음반 레이블 : RCA Victor (RCA Red Seal)</w:t>
-        <w:br/>
-      </w:r>
-      <w:r>
-        <w:rPr w:rFonts="맑은 고딕">
-          <w:rFonts w:ascii="맑은 고딕" w:hAnsi="맑은 고딕" w:eastAsia="맑은 고딕"/>
-          <w:b w:val="0"/>
-          <w:sz w:val="20"/>
-        </w:rPr>
-        <w:t>■ 발매년도 : 1958</w:t>
-        <w:br/>
-      </w:r>
-      <w:r>
-        <w:rPr w:rFonts="맑은 고딕">
-          <w:rFonts w:ascii="맑은 고딕" w:hAnsi="맑은 고딕" w:eastAsia="맑은 고딕"/>
-          <w:b w:val="0"/>
-          <w:sz w:val="20"/>
-        </w:rPr>
-        <w:t>■ 장르 : 합창 (Choral), 흑인 영가 (African-American Spirituals)</w:t>
-        <w:br/>
-      </w:r>
-      <w:r>
-        <w:rPr w:rFonts="맑은 고딕">
-          <w:rFonts w:ascii="맑은 고딕" w:hAnsi="맑은 고딕" w:eastAsia="맑은 고딕"/>
-          <w:b w:val="0"/>
-          <w:sz w:val="20"/>
-        </w:rPr>
-        <w:t>■ 주요 수록곡 : 1. Deep River</w:t>
-        <w:br/>
+        <w:t>위치 :  232</w:t>
       </w:r>
     </w:p>
     <w:p>
       <w:pPr>
-        <w:spacing w:after="160"/>
+        <w:spacing w:line="324" w:lineRule="auto" w:before="80" w:after="160"/>
       </w:pPr>
       <w:r>
         <w:rPr w:rFonts="맑은 고딕">
           <w:rFonts w:ascii="맑은 고딕" w:hAnsi="맑은 고딕" w:eastAsia="맑은 고딕"/>
           <w:b/>
           <w:color w:val="1F2937"/>
-          <w:sz w:val="24"/>
+          <w:sz w:val="22"/>
         </w:rPr>
-        <w:t>■ 음반 해설 및 감상 가이드</w:t>
+        <w:t xml:space="preserve">[음반 소개] </w:t>
+      </w:r>
+      <w:r>
+        <w:rPr w:rFonts="맑은 고딕">
+          <w:rFonts w:ascii="맑은 고딕" w:hAnsi="맑은 고딕" w:eastAsia="맑은 고딕"/>
+          <w:b w:val="0"/>
+          <w:sz w:val="21"/>
+        </w:rPr>
       </w:r>
     </w:p>
     <w:p>
       <w:pPr>
-        <w:spacing w:line="312" w:lineRule="auto" w:after="120"/>
+        <w:spacing w:line="324" w:lineRule="auto" w:after="120"/>
       </w:pPr>
       <w:r>
         <w:rPr w:rFonts="맑은 고딕">
@@ -108,51 +61,516 @@
           <w:b w:val="0"/>
           <w:sz w:val="21"/>
         </w:rPr>
-        <w:t>로버트 쇼 합창단(The Robert Shaw Chorale)의 《Deep River and Other Spirituals》는 미국 민속 음악의 뿌리이자 소중한 문화유산인 흑인 영가를 정통 클래식 합창의 고결한 예술성으로 승화시킨 명반입니다. 20세기 미국 합창 음악의 거장 로버트 쇼(Robert Shaw)가 이끄는 이 전설적인 합창단은 억압 속에서도 피어난 고난과 희망, 종교적 구원의 서사를 완벽한 하모니로 구현해 냈습니다. 1958년 RCA 빅터 레이블을 통해 발매된 이 음반은 민요의 순수한 영혼과 클래식 음악의 정교한 형식미가 조화롭게 결합한 최고의 성악 녹음으로 손꼽힙니다.</w:t>
+        <w:t>흑인 영가의 숭고한 비애와 구원을 향한 기도를 완벽에 가까운 합창 예술로 승화시킨 불멸의 명반입니다. 전설적인 합창 지휘자 로버트 쇼의 엄격하면서도 따스한 통솔력 아래, 인간의 목소리가 빚어낼 수 있는 가장 순수하고 깊은 영혼의 울림을 한 폭의 수묵화처럼 담아냈습니다. RCA의 찬란한 황금기 '리빙 스테레오(Living Stereo)' 기술과 합창 앙상블의 정점이 조우하여 빚어낸 이 기록은, 반세기를 훌쩍 넘긴 오늘날에도 시대를 초월하여 우리의 가슴을 적시는 묵직한 감동을 선사합니다.</w:t>
       </w:r>
     </w:p>
     <w:p>
       <w:pPr>
-        <w:spacing w:line="312" w:lineRule="auto" w:after="120"/>
+        <w:spacing w:line="324" w:lineRule="auto" w:before="200" w:after="80"/>
       </w:pPr>
+      <w:r>
+        <w:rPr w:rFonts="맑은 고딕">
+          <w:rFonts w:ascii="맑은 고딕" w:hAnsi="맑은 고딕" w:eastAsia="맑은 고딕"/>
+          <w:b/>
+          <w:color w:val="1E3A8A"/>
+          <w:sz w:val="24"/>
+        </w:rPr>
+        <w:t>1. 음반 데이터</w:t>
+      </w:r>
+    </w:p>
+    <w:p>
+      <w:pPr>
+        <w:spacing w:line="324" w:lineRule="auto" w:after="80"/>
+      </w:pPr>
+      <w:r>
+        <w:rPr w:rFonts="맑은 고딕">
+          <w:rFonts w:ascii="맑은 고딕" w:hAnsi="맑은 고딕" w:eastAsia="맑은 고딕"/>
+          <w:b w:val="0"/>
+          <w:color w:val="6B7280"/>
+          <w:sz w:val="21"/>
+        </w:rPr>
+        <w:t xml:space="preserve">· </w:t>
+      </w:r>
+      <w:r>
+        <w:rPr w:rFonts="맑은 고딕">
+          <w:rFonts w:ascii="맑은 고딕" w:hAnsi="맑은 고딕" w:eastAsia="맑은 고딕"/>
+          <w:b/>
+          <w:color w:val="1F2937"/>
+          <w:sz w:val="21"/>
+        </w:rPr>
+        <w:t xml:space="preserve">앨범명: </w:t>
+      </w:r>
       <w:r>
         <w:rPr w:rFonts="맑은 고딕">
           <w:rFonts w:ascii="맑은 고딕" w:hAnsi="맑은 고딕" w:eastAsia="맑은 고딕"/>
           <w:b w:val="0"/>
           <w:sz w:val="21"/>
         </w:rPr>
-        <w:t>로버트 쇼 합창단 특유의 완벽한 딕션과 치밀하게 계산된 다이내믹의 조화는 앨범 전체에 정제된 아름다움을 부여합니다. 단원들의 절제된 음색과 일체화된 호흡은 영가가 지닌 원초적인 절규와 종교적 헌신을 더욱 숭고하게 만듭니다. 화려한 기교에 의존하기보다 정밀한 성부 간의 균형과 선율의 순수성을 다듬어냄으로써, 단순한 종교 음악을 넘어 인간 존엄성에 대한 깊은 울림을 전해주는 성악 예술의 정수를 보여줍니다.</w:t>
+        <w:t>Deep River and Other Spirituals</w:t>
       </w:r>
     </w:p>
     <w:p>
       <w:pPr>
-        <w:spacing w:line="312" w:lineRule="auto" w:after="120"/>
+        <w:spacing w:line="324" w:lineRule="auto" w:after="80"/>
       </w:pPr>
+      <w:r>
+        <w:rPr w:rFonts="맑은 고딕">
+          <w:rFonts w:ascii="맑은 고딕" w:hAnsi="맑은 고딕" w:eastAsia="맑은 고딕"/>
+          <w:b w:val="0"/>
+          <w:color w:val="6B7280"/>
+          <w:sz w:val="21"/>
+        </w:rPr>
+        <w:t xml:space="preserve">· </w:t>
+      </w:r>
+      <w:r>
+        <w:rPr w:rFonts="맑은 고딕">
+          <w:rFonts w:ascii="맑은 고딕" w:hAnsi="맑은 고딕" w:eastAsia="맑은 고딕"/>
+          <w:b/>
+          <w:color w:val="1F2937"/>
+          <w:sz w:val="21"/>
+        </w:rPr>
+        <w:t xml:space="preserve">아티스트: </w:t>
+      </w:r>
       <w:r>
         <w:rPr w:rFonts="맑은 고딕">
           <w:rFonts w:ascii="맑은 고딕" w:hAnsi="맑은 고딕" w:eastAsia="맑은 고딕"/>
           <w:b w:val="0"/>
           <w:sz w:val="21"/>
         </w:rPr>
-        <w:t>대표 수록곡인 타이틀 트랙 〈Deep River〉는 영혼을 울리는 정갈한 아카펠라로 영원의 세계를 향한 안식의 갈망을 차분하면서도 웅장하게 그려냅니다. 반면, 에너지 넘치는 〈Every Time I Feel the Spirit〉과 극적인 유머와 리듬감이 돋보이는 〈Dry Bones〉는 생동감 넘치는 합창의 매력을 극대화합니다. 또한, 오늘날까지 가장 널리 사랑받는 영가인 〈Swing Low, Sweet Chariot〉과 숙연한 분위기의 〈Steal Away〉는 정갈한 선율 속에 깊은 애절함과 안식의 메시지를 담아내어 감동을 더합니다.</w:t>
+        <w:t>The Robert Shaw Chorale (로버트 쇼 합창단)</w:t>
       </w:r>
     </w:p>
     <w:p>
       <w:pPr>
-        <w:spacing w:line="312" w:lineRule="auto" w:after="120"/>
+        <w:spacing w:line="324" w:lineRule="auto" w:after="80"/>
       </w:pPr>
+      <w:r>
+        <w:rPr w:rFonts="맑은 고딕">
+          <w:rFonts w:ascii="맑은 고딕" w:hAnsi="맑은 고딕" w:eastAsia="맑은 고딕"/>
+          <w:b w:val="0"/>
+          <w:color w:val="6B7280"/>
+          <w:sz w:val="21"/>
+        </w:rPr>
+        <w:t xml:space="preserve">· </w:t>
+      </w:r>
+      <w:r>
+        <w:rPr w:rFonts="맑은 고딕">
+          <w:rFonts w:ascii="맑은 고딕" w:hAnsi="맑은 고딕" w:eastAsia="맑은 고딕"/>
+          <w:b/>
+          <w:color w:val="1F2937"/>
+          <w:sz w:val="21"/>
+        </w:rPr>
+        <w:t xml:space="preserve">발매 정보: </w:t>
+      </w:r>
       <w:r>
         <w:rPr w:rFonts="맑은 고딕">
           <w:rFonts w:ascii="맑은 고딕" w:hAnsi="맑은 고딕" w:eastAsia="맑은 고딕"/>
           <w:b w:val="0"/>
           <w:sz w:val="21"/>
         </w:rPr>
-        <w:t>아날로그 음반으로서 이 LP가 지닌 가치는 RCA의 음향 기술이 최정점에 달했던 '리빙 스테레오(Living Stereo)' 시리즈의 명성에 걸맞게 매우 뛰어납니다. 각 성부가 입체적으로 실현되는 사운드 스테이지와 입체적인 잔향감은 마치 유서 깊은 연주홀의 로열석에서 합창을 직접 감상하는 듯한 착각을 불러일으킵니다. 따뜻하면서도 묵직한 LP의 질감과 어우러져 오디오파일과 음악 애호가 모두에게 깊은 만족감을 선사하는 영원한 고전입니다.</w:t>
+        <w:t>1958년 뉴욕 맨해튼 센터에서 녹음되어 1960년 RCA Victor Red Seal 레이블을 통해 스테레오(LSC-2247) 및 모노로 발매되었습니다. 미국 합창 음악의 거장 로버트 쇼와 탁월한 작곡가 겸 편곡자 앨리스 파커(Alice Parker)의 협업으로 전통 영가를 격조 높은 예술 합창의 반열로 격상시킨 역사적 앨범입니다.</w:t>
+      </w:r>
+    </w:p>
+    <w:p>
+      <w:pPr>
+        <w:spacing w:line="324" w:lineRule="auto" w:after="80"/>
+      </w:pPr>
+      <w:r>
+        <w:rPr w:rFonts="맑은 고딕">
+          <w:rFonts w:ascii="맑은 고딕" w:hAnsi="맑은 고딕" w:eastAsia="맑은 고딕"/>
+          <w:b w:val="0"/>
+          <w:color w:val="6B7280"/>
+          <w:sz w:val="21"/>
+        </w:rPr>
+        <w:t xml:space="preserve">· </w:t>
+      </w:r>
+      <w:r>
+        <w:rPr w:rFonts="맑은 고딕">
+          <w:rFonts w:ascii="맑은 고딕" w:hAnsi="맑은 고딕" w:eastAsia="맑은 고딕"/>
+          <w:b/>
+          <w:color w:val="1F2937"/>
+          <w:sz w:val="21"/>
+        </w:rPr>
+        <w:t xml:space="preserve">LP 인기도(판매량): </w:t>
+      </w:r>
+      <w:r>
+        <w:rPr w:rFonts="맑은 고딕">
+          <w:rFonts w:ascii="맑은 고딕" w:hAnsi="맑은 고딕" w:eastAsia="맑은 고딕"/>
+          <w:b w:val="0"/>
+          <w:sz w:val="21"/>
+        </w:rPr>
+        <w:t>발매 당시 빌보드 클래식 차트 상위권에 머물며 합창 음반으로서는 이례적인 대중적 성공을 거두었고, 장기적인 스테디셀러로 자리매김했습니다. 특히 하이파이 오디오의 여명기에 RCA 리빙 스테레오를 대표하는 필청 음반으로 꼽히며 전 세계 오디오파일들에게 폭발적인 사랑을 받았습니다.</w:t>
+      </w:r>
+    </w:p>
+    <w:p>
+      <w:pPr>
+        <w:spacing w:line="324" w:lineRule="auto" w:after="80"/>
+      </w:pPr>
+      <w:r>
+        <w:rPr w:rFonts="맑은 고딕">
+          <w:rFonts w:ascii="맑은 고딕" w:hAnsi="맑은 고딕" w:eastAsia="맑은 고딕"/>
+          <w:b w:val="0"/>
+          <w:color w:val="6B7280"/>
+          <w:sz w:val="21"/>
+        </w:rPr>
+        <w:t xml:space="preserve">· </w:t>
+      </w:r>
+      <w:r>
+        <w:rPr w:rFonts="맑은 고딕">
+          <w:rFonts w:ascii="맑은 고딕" w:hAnsi="맑은 고딕" w:eastAsia="맑은 고딕"/>
+          <w:b/>
+          <w:color w:val="1F2937"/>
+          <w:sz w:val="21"/>
+        </w:rPr>
+        <w:t xml:space="preserve">각종 수상경력: </w:t>
+      </w:r>
+      <w:r>
+        <w:rPr w:rFonts="맑은 고딕">
+          <w:rFonts w:ascii="맑은 고딕" w:hAnsi="맑은 고딕" w:eastAsia="맑은 고딕"/>
+          <w:b w:val="0"/>
+          <w:sz w:val="21"/>
+        </w:rPr>
+        <w:t>1961년 개최된 제3회 그래미 어워드(Grammy Awards)에서 '최우수 클래식 합창 퍼포먼스(Best Classical Performance - Choral)' 부문을 수상하며 음악성과 대중성을 겸비한 세기의 명반임을 당당히 공인받았습니다.</w:t>
+      </w:r>
+    </w:p>
+    <w:p>
+      <w:pPr>
+        <w:spacing w:line="324" w:lineRule="auto" w:before="200" w:after="80"/>
+      </w:pPr>
+      <w:r>
+        <w:rPr w:rFonts="맑은 고딕">
+          <w:rFonts w:ascii="맑은 고딕" w:hAnsi="맑은 고딕" w:eastAsia="맑은 고딕"/>
+          <w:b/>
+          <w:color w:val="1E3A8A"/>
+          <w:sz w:val="24"/>
+        </w:rPr>
+        <w:t>2. 아티스트 정보</w:t>
+      </w:r>
+    </w:p>
+    <w:p>
+      <w:pPr>
+        <w:spacing w:line="324" w:lineRule="auto" w:after="80"/>
+      </w:pPr>
+      <w:r>
+        <w:rPr w:rFonts="맑은 고딕">
+          <w:rFonts w:ascii="맑은 고딕" w:hAnsi="맑은 고딕" w:eastAsia="맑은 고딕"/>
+          <w:b w:val="0"/>
+          <w:color w:val="6B7280"/>
+          <w:sz w:val="21"/>
+        </w:rPr>
+        <w:t xml:space="preserve">· </w:t>
+      </w:r>
+      <w:r>
+        <w:rPr w:rFonts="맑은 고딕">
+          <w:rFonts w:ascii="맑은 고딕" w:hAnsi="맑은 고딕" w:eastAsia="맑은 고딕"/>
+          <w:b/>
+          <w:color w:val="1F2937"/>
+          <w:sz w:val="21"/>
+        </w:rPr>
+        <w:t xml:space="preserve">국적: </w:t>
+      </w:r>
+      <w:r>
+        <w:rPr w:rFonts="맑은 고딕">
+          <w:rFonts w:ascii="맑은 고딕" w:hAnsi="맑은 고딕" w:eastAsia="맑은 고딕"/>
+          <w:b w:val="0"/>
+          <w:sz w:val="21"/>
+        </w:rPr>
+        <w:t>미국 (USA)</w:t>
+      </w:r>
+    </w:p>
+    <w:p>
+      <w:pPr>
+        <w:spacing w:line="324" w:lineRule="auto" w:after="80"/>
+      </w:pPr>
+      <w:r>
+        <w:rPr w:rFonts="맑은 고딕">
+          <w:rFonts w:ascii="맑은 고딕" w:hAnsi="맑은 고딕" w:eastAsia="맑은 고딕"/>
+          <w:b w:val="0"/>
+          <w:color w:val="6B7280"/>
+          <w:sz w:val="21"/>
+        </w:rPr>
+        <w:t xml:space="preserve">· </w:t>
+      </w:r>
+      <w:r>
+        <w:rPr w:rFonts="맑은 고딕">
+          <w:rFonts w:ascii="맑은 고딕" w:hAnsi="맑은 고딕" w:eastAsia="맑은 고딕"/>
+          <w:b/>
+          <w:color w:val="1F2937"/>
+          <w:sz w:val="21"/>
+        </w:rPr>
+        <w:t xml:space="preserve">생몰년도: </w:t>
+      </w:r>
+      <w:r>
+        <w:rPr w:rFonts="맑은 고딕">
+          <w:rFonts w:ascii="맑은 고딕" w:hAnsi="맑은 고딕" w:eastAsia="맑은 고딕"/>
+          <w:b w:val="0"/>
+          <w:sz w:val="21"/>
+        </w:rPr>
+        <w:t>합창단 활동 1948년 ~ 1967년 (지휘자 로버트 쇼: 1916년 ~ 1999년)</w:t>
+      </w:r>
+    </w:p>
+    <w:p>
+      <w:pPr>
+        <w:spacing w:line="324" w:lineRule="auto" w:after="80"/>
+      </w:pPr>
+      <w:r>
+        <w:rPr w:rFonts="맑은 고딕">
+          <w:rFonts w:ascii="맑은 고딕" w:hAnsi="맑은 고딕" w:eastAsia="맑은 고딕"/>
+          <w:b w:val="0"/>
+          <w:color w:val="6B7280"/>
+          <w:sz w:val="21"/>
+        </w:rPr>
+        <w:t xml:space="preserve">· </w:t>
+      </w:r>
+      <w:r>
+        <w:rPr w:rFonts="맑은 고딕">
+          <w:rFonts w:ascii="맑은 고딕" w:hAnsi="맑은 고딕" w:eastAsia="맑은 고딕"/>
+          <w:b/>
+          <w:color w:val="1F2937"/>
+          <w:sz w:val="21"/>
+        </w:rPr>
+        <w:t xml:space="preserve">그룹 소속: </w:t>
+      </w:r>
+      <w:r>
+        <w:rPr w:rFonts="맑은 고딕">
+          <w:rFonts w:ascii="맑은 고딕" w:hAnsi="맑은 고딕" w:eastAsia="맑은 고딕"/>
+          <w:b w:val="0"/>
+          <w:sz w:val="21"/>
+        </w:rPr>
+        <w:t>혼성 프로페셔널 합창단 (로버트 쇼 창단 및 지휘)</w:t>
+      </w:r>
+    </w:p>
+    <w:p>
+      <w:pPr>
+        <w:spacing w:line="324" w:lineRule="auto" w:after="80"/>
+      </w:pPr>
+      <w:r>
+        <w:rPr w:rFonts="맑은 고딕">
+          <w:rFonts w:ascii="맑은 고딕" w:hAnsi="맑은 고딕" w:eastAsia="맑은 고딕"/>
+          <w:b w:val="0"/>
+          <w:color w:val="6B7280"/>
+          <w:sz w:val="21"/>
+        </w:rPr>
+        <w:t xml:space="preserve">· </w:t>
+      </w:r>
+      <w:r>
+        <w:rPr w:rFonts="맑은 고딕">
+          <w:rFonts w:ascii="맑은 고딕" w:hAnsi="맑은 고딕" w:eastAsia="맑은 고딕"/>
+          <w:b/>
+          <w:color w:val="1F2937"/>
+          <w:sz w:val="21"/>
+        </w:rPr>
+        <w:t xml:space="preserve">아티스트 소개: </w:t>
+      </w:r>
+      <w:r>
+        <w:rPr w:rFonts="맑은 고딕">
+          <w:rFonts w:ascii="맑은 고딕" w:hAnsi="맑은 고딕" w:eastAsia="맑은 고딕"/>
+          <w:b w:val="0"/>
+          <w:sz w:val="21"/>
+        </w:rPr>
+        <w:t>로버트 쇼 합창단은 빈틈없는 딕션(Diction)과 완벽에 가까운 화성 밸런스로 20세기 합창 음악의 현대적 표준을 정립한 독보적인 앙상블입니다. 명지휘자 아르투로 토스카니니로부터 "내가 평생 갈망하던 완벽한 합창의 소리"라는 찬사를 받았으며, 르네상스 다성음악부터 현대 종교음악, 미국 민요와 영가에 이르기까지 폭넓은 레퍼토리를 탁월한 예술성으로 소화해 미국 합창 예술의 위상을 세계 정상으로 끌어올렸습니다.</w:t>
+      </w:r>
+    </w:p>
+    <w:p>
+      <w:pPr>
+        <w:spacing w:line="324" w:lineRule="auto" w:before="200" w:after="80"/>
+      </w:pPr>
+      <w:r>
+        <w:rPr w:rFonts="맑은 고딕">
+          <w:rFonts w:ascii="맑은 고딕" w:hAnsi="맑은 고딕" w:eastAsia="맑은 고딕"/>
+          <w:b/>
+          <w:color w:val="1E3A8A"/>
+          <w:sz w:val="24"/>
+        </w:rPr>
+        <w:t>3. 음반 상세 분석</w:t>
+      </w:r>
+    </w:p>
+    <w:p>
+      <w:pPr>
+        <w:spacing w:line="324" w:lineRule="auto" w:after="80"/>
+      </w:pPr>
+      <w:r>
+        <w:rPr w:rFonts="맑은 고딕">
+          <w:rFonts w:ascii="맑은 고딕" w:hAnsi="맑은 고딕" w:eastAsia="맑은 고딕"/>
+          <w:b w:val="0"/>
+          <w:color w:val="6B7280"/>
+          <w:sz w:val="21"/>
+        </w:rPr>
+        <w:t xml:space="preserve">· </w:t>
+      </w:r>
+      <w:r>
+        <w:rPr w:rFonts="맑은 고딕">
+          <w:rFonts w:ascii="맑은 고딕" w:hAnsi="맑은 고딕" w:eastAsia="맑은 고딕"/>
+          <w:b/>
+          <w:color w:val="1F2937"/>
+          <w:sz w:val="21"/>
+        </w:rPr>
+        <w:t xml:space="preserve">역사적 위치: </w:t>
+      </w:r>
+      <w:r>
+        <w:rPr w:rFonts="맑은 고딕">
+          <w:rFonts w:ascii="맑은 고딕" w:hAnsi="맑은 고딕" w:eastAsia="맑은 고딕"/>
+          <w:b w:val="0"/>
+          <w:sz w:val="21"/>
+        </w:rPr>
+        <w:t>본 음반은 흑인 영가가 지닌 원초적인 고통과 해방을 향한 신앙적 열망을 정교한 서양 고전 합창 미학의 극치로 벼려낸 기념비적 역작입니다. 앨리스 파커와 로버트 쇼의 섬세한 편곡은 민족적 한(恨)과 영적 순수성을 훼손하지 않으면서도, 다채로운 대위법과 풍성한 화성 구조를 부여하여 흑인 영가 해석의 절대적인 이정표를 완성했습니다.</w:t>
+      </w:r>
+    </w:p>
+    <w:p>
+      <w:pPr>
+        <w:spacing w:line="324" w:lineRule="auto" w:after="80"/>
+      </w:pPr>
+      <w:r>
+        <w:rPr w:rFonts="맑은 고딕">
+          <w:rFonts w:ascii="맑은 고딕" w:hAnsi="맑은 고딕" w:eastAsia="맑은 고딕"/>
+          <w:b w:val="0"/>
+          <w:color w:val="6B7280"/>
+          <w:sz w:val="21"/>
+        </w:rPr>
+        <w:t xml:space="preserve">· </w:t>
+      </w:r>
+      <w:r>
+        <w:rPr w:rFonts="맑은 고딕">
+          <w:rFonts w:ascii="맑은 고딕" w:hAnsi="맑은 고딕" w:eastAsia="맑은 고딕"/>
+          <w:b/>
+          <w:color w:val="1F2937"/>
+          <w:sz w:val="21"/>
+        </w:rPr>
+        <w:t xml:space="preserve">시대의 흔적(스토리텔링): </w:t>
+      </w:r>
+      <w:r>
+        <w:rPr w:rFonts="맑은 고딕">
+          <w:rFonts w:ascii="맑은 고딕" w:hAnsi="맑은 고딕" w:eastAsia="맑은 고딕"/>
+          <w:b w:val="0"/>
+          <w:sz w:val="21"/>
+        </w:rPr>
+        <w:t>1950년대 후반 미국 사회는 민권 운동(Civil Rights Movement)의 거대한 태동기를 지나고 있었습니다. 억압받던 이들의 자유와 평등을 향한 절규는 로버트 쇼의 숭고한 지휘봉 끝에서 인종과 이념을 초월한 보편적 인간애의 찬가로 승화되었으며, 냉전의 불안과 사회적 격변 속에서 방황하던 당대 대중들에게 인간 존엄성에 대한 경건한 성찰과 따뜻한 안식을 제공했습니다.</w:t>
+      </w:r>
+    </w:p>
+    <w:p>
+      <w:pPr>
+        <w:spacing w:line="324" w:lineRule="auto" w:before="200" w:after="80"/>
+      </w:pPr>
+      <w:r>
+        <w:rPr w:rFonts="맑은 고딕">
+          <w:rFonts w:ascii="맑은 고딕" w:hAnsi="맑은 고딕" w:eastAsia="맑은 고딕"/>
+          <w:b/>
+          <w:color w:val="1E3A8A"/>
+          <w:sz w:val="24"/>
+        </w:rPr>
+        <w:t>4. 주요 수록곡 및 감상 제언</w:t>
+      </w:r>
+    </w:p>
+    <w:p>
+      <w:pPr>
+        <w:spacing w:line="324" w:lineRule="auto" w:after="80"/>
+      </w:pPr>
+      <w:r>
+        <w:rPr w:rFonts="맑은 고딕">
+          <w:rFonts w:ascii="맑은 고딕" w:hAnsi="맑은 고딕" w:eastAsia="맑은 고딕"/>
+          <w:b w:val="0"/>
+          <w:color w:val="6B7280"/>
+          <w:sz w:val="21"/>
+        </w:rPr>
+        <w:t xml:space="preserve">· </w:t>
+      </w:r>
+      <w:r>
+        <w:rPr w:rFonts="맑은 고딕">
+          <w:rFonts w:ascii="맑은 고딕" w:hAnsi="맑은 고딕" w:eastAsia="맑은 고딕"/>
+          <w:b/>
+          <w:color w:val="1F2937"/>
+          <w:sz w:val="21"/>
+        </w:rPr>
+        <w:t xml:space="preserve">주요 수록곡 특징: </w:t>
+      </w:r>
+      <w:r>
+        <w:rPr w:rFonts="맑은 고딕">
+          <w:rFonts w:ascii="맑은 고딕" w:hAnsi="맑은 고딕" w:eastAsia="맑은 고딕"/>
+          <w:b w:val="0"/>
+          <w:sz w:val="21"/>
+        </w:rPr>
+        <w:t>표제작인 "Deep River"는 요단강을 건너 천상의 안식처로 향하고자 하는 간절한 염원이 숨 막히도록 유려한 레가토와 깊은 베이스 성부의 울림 위에 펼쳐지며 숙연한 감동을 안깁니다. 이어 경쾌한 당김음과 단원들의 절제된 손뼉 소리가 어우러져 영적 환희를 터뜨리는 "Every Time I Feel the Spirit", 억압자에 맞선 모세의 준엄한 경고를 드라마틱한 음영 대비로 묘사한 "Go Down, Moses", 새벽빛의 영롱한 신비를 천상의 무반주 화음으로 노래한 "My Lord, What a Mornin'" 등 수록곡 전편이 영혼을 정화하는 명연으로 가득 차 있습니다.</w:t>
+      </w:r>
+    </w:p>
+    <w:p>
+      <w:pPr>
+        <w:spacing w:line="324" w:lineRule="auto" w:after="80"/>
+      </w:pPr>
+      <w:r>
+        <w:rPr w:rFonts="맑은 고딕">
+          <w:rFonts w:ascii="맑은 고딕" w:hAnsi="맑은 고딕" w:eastAsia="맑은 고딕"/>
+          <w:b w:val="0"/>
+          <w:color w:val="6B7280"/>
+          <w:sz w:val="21"/>
+        </w:rPr>
+        <w:t xml:space="preserve">· </w:t>
+      </w:r>
+      <w:r>
+        <w:rPr w:rFonts="맑은 고딕">
+          <w:rFonts w:ascii="맑은 고딕" w:hAnsi="맑은 고딕" w:eastAsia="맑은 고딕"/>
+          <w:b/>
+          <w:color w:val="1F2937"/>
+          <w:sz w:val="21"/>
+        </w:rPr>
+        <w:t xml:space="preserve">빈티지 감상 제언: </w:t>
+      </w:r>
+      <w:r>
+        <w:rPr w:rFonts="맑은 고딕">
+          <w:rFonts w:ascii="맑은 고딕" w:hAnsi="맑은 고딕" w:eastAsia="맑은 고딕"/>
+          <w:b w:val="0"/>
+          <w:sz w:val="21"/>
+        </w:rPr>
+        <w:t>RCA Victor 특유의 3채널 스테레오 마이크 테크닉이 빚어낸 광활한 음장감은 진공관 앰프와 아날로그 턴테이블 시스템에서 가장 완벽하게 피어납니다. 스피커 사이에 단원들이 반원형으로 늘어선 듯한 선명한 핀포인트 포커싱, 그리고 무반주 아카펠라 사이로 스며 나오는 뉴욕 맨해튼 센터 특유의 풍성한 공기감과 자연스러운 홀 톤(Hall Tone)의 배음은 오직 LP로만 만끽할 수 있는 궁극의 아날로그적 미학입니다.</w:t>
+      </w:r>
+    </w:p>
+    <w:p>
+      <w:pPr>
+        <w:spacing w:line="324" w:lineRule="auto" w:after="80"/>
+      </w:pPr>
+      <w:r>
+        <w:rPr w:rFonts="맑은 고딕">
+          <w:rFonts w:ascii="맑은 고딕" w:hAnsi="맑은 고딕" w:eastAsia="맑은 고딕"/>
+          <w:b w:val="0"/>
+          <w:color w:val="6B7280"/>
+          <w:sz w:val="21"/>
+        </w:rPr>
+        <w:t xml:space="preserve">· </w:t>
+      </w:r>
+      <w:r>
+        <w:rPr w:rFonts="맑은 고딕">
+          <w:rFonts w:ascii="맑은 고딕" w:hAnsi="맑은 고딕" w:eastAsia="맑은 고딕"/>
+          <w:b/>
+          <w:color w:val="1F2937"/>
+          <w:sz w:val="21"/>
+        </w:rPr>
+        <w:t xml:space="preserve">소장 가치: </w:t>
+      </w:r>
+      <w:r>
+        <w:rPr w:rFonts="맑은 고딕">
+          <w:rFonts w:ascii="맑은 고딕" w:hAnsi="맑은 고딕" w:eastAsia="맑은 고딕"/>
+          <w:b w:val="0"/>
+          <w:sz w:val="21"/>
+        </w:rPr>
+        <w:t>그래미상 수상이라는 빛나는 음악사적 권위와 초기 스테레오 레코딩 기술의 최정점을 증명하는 오디오파일적 완성도를 겸비한 앨범입니다. 합창 음악과 아메리카나(Americana) 음악의 본령을 탐구하는 LP 컬렉터라면 컬렉션의 가장 빛나는 자리에 반드시 꽂아두어야 할 영원한 클래식입니다.</w:t>
+      </w:r>
+    </w:p>
+    <w:p>
+      <w:pPr>
+        <w:spacing w:line="324" w:lineRule="auto" w:after="120" w:before="160"/>
+      </w:pPr>
+      <w:r>
+        <w:rPr w:rFonts="맑은 고딕">
+          <w:rFonts w:ascii="맑은 고딕" w:hAnsi="맑은 고딕" w:eastAsia="맑은 고딕"/>
+          <w:b/>
+          <w:color w:val="4338CA"/>
+          <w:sz w:val="21"/>
+        </w:rPr>
+        <w:t>이 음반을 통해 절제된 하모니 속에 깃든 깊은 영혼의 위로와 아날로그 사운드가 전해주는 감동을 다시 한번 경험해 보시는 것은 어떨까요?</w:t>
       </w:r>
     </w:p>
     <w:sectPr>
       <w:pgSz w:w="12240" w:h="15840"/>
-      <w:pgMar w:top="1440" w:right="1440" w:bottom="1440" w:left="1440" w:header="720" w:footer="720" w:gutter="0"/>
+      <w:pgMar w:top="1152" w:right="1296" w:bottom="1152" w:left="1296" w:header="720" w:footer="720" w:gutter="0"/>
       <w:cols w:space="720"/>
       <w:docGrid w:linePitch="360"/>
     </w:sectPr>

--- a/word_reports/LP_0353_위치_232_The Robert Shaw Chorale_D.docx
+++ b/word_reports/LP_0353_위치_232_The Robert Shaw Chorale_D.docx
@@ -32,7 +32,7 @@
     </w:p>
     <w:p>
       <w:pPr>
-        <w:spacing w:line="324" w:lineRule="auto" w:before="80" w:after="160"/>
+        <w:spacing w:line="324" w:lineRule="auto" w:before="80" w:after="120"/>
       </w:pPr>
       <w:r>
         <w:rPr w:rFonts="맑은 고딕">
@@ -42,13 +42,6 @@
           <w:sz w:val="22"/>
         </w:rPr>
         <w:t xml:space="preserve">[음반 소개] </w:t>
-      </w:r>
-      <w:r>
-        <w:rPr w:rFonts="맑은 고딕">
-          <w:rFonts w:ascii="맑은 고딕" w:hAnsi="맑은 고딕" w:eastAsia="맑은 고딕"/>
-          <w:b w:val="0"/>
-          <w:sz w:val="21"/>
-        </w:rPr>
       </w:r>
     </w:p>
     <w:p>
@@ -61,7 +54,33 @@
           <w:b w:val="0"/>
           <w:sz w:val="21"/>
         </w:rPr>
-        <w:t>흑인 영가의 숭고한 비애와 구원을 향한 기도를 완벽에 가까운 합창 예술로 승화시킨 불멸의 명반입니다. 전설적인 합창 지휘자 로버트 쇼의 엄격하면서도 따스한 통솔력 아래, 인간의 목소리가 빚어낼 수 있는 가장 순수하고 깊은 영혼의 울림을 한 폭의 수묵화처럼 담아냈습니다. RCA의 찬란한 황금기 '리빙 스테레오(Living Stereo)' 기술과 합창 앙상블의 정점이 조우하여 빚어낸 이 기록은, 반세기를 훌쩍 넘긴 오늘날에도 시대를 초월하여 우리의 가슴을 적시는 묵직한 감동을 선사합니다.</w:t>
+        <w:t>음악이 인간의 영혼을 구원할 수 있다면, 그것은 필시 가장 원초적이고 진실한 악기인 ‘인간의 목소리’를 통해서일 것입니다. 1958년 발매된 로버트 쇼 합창단의 《Deep River and Other Spirituals》는 억압과 고난의 역사 속에서 피어난 흑인 영가(African American Spirituals)를 가장 숭고한 예술적 경지로 승화시킨 클래식 합창 음악사의 기념비적 걸작입니다. 채찍과 쇠사슬의 고통을 영원한 본향을 향한 신앙과 자유의 시(詩)로 치환해 낸 이 노래들은, 거장 로버트 쇼의 엄격하면서도 따스한 조련을 거쳐 전 인류의 보편적인 서정시로 다시 태어났습니다.</w:t>
+      </w:r>
+    </w:p>
+    <w:p>
+      <w:pPr>
+        <w:spacing w:line="324" w:lineRule="auto" w:after="120"/>
+      </w:pPr>
+      <w:r>
+        <w:rPr w:rFonts="맑은 고딕">
+          <w:rFonts w:ascii="맑은 고딕" w:hAnsi="맑은 고딕" w:eastAsia="맑은 고딕"/>
+          <w:b w:val="0"/>
+          <w:sz w:val="21"/>
+        </w:rPr>
+        <w:t>이 앨범은 미국의 민권 운동이 태동하던 격동의 1950년대 후반에 탄생했습니다. 로버트 쇼는 영가를 단순한 민속음악이나 일회성 레퍼토리로 취급하지 않고, 바흐나 브람스의 진혼곡과 동등한 무게를 지닌 거룩한 영적 유산으로 바라보았습니다. 그는 오랜 음악적 동지였던 앨리스 파커(Alice Parker)와 함께 영가의 원초적인 생명력을 훼손하지 않으면서도, 정교한 대위법과 투명한 화성 구조를 접목하는 치밀한 편곡 작업을 완수했습니다. 이를 통해 로버트 쇼 합창단 특유의 정밀한 딕션과 완벽에 가까운 앙상블은 슬픔의 밑바닥에서 피어나는 눈부신 희망의 서사를 음악적으로 완벽히 직조해 냈습니다.</w:t>
+      </w:r>
+    </w:p>
+    <w:p>
+      <w:pPr>
+        <w:spacing w:line="324" w:lineRule="auto" w:after="120"/>
+      </w:pPr>
+      <w:r>
+        <w:rPr w:rFonts="맑은 고딕">
+          <w:rFonts w:ascii="맑은 고딕" w:hAnsi="맑은 고딕" w:eastAsia="맑은 고딕"/>
+          <w:b w:val="0"/>
+          <w:sz w:val="21"/>
+        </w:rPr>
+        <w:t>세월이 흘러 반세기가 훌쩍 지난 오늘날에도 이 음반이 전해주는 감흥이 퇴색하지 않는 까닭은, 그 안에 새겨진 인간 존엄에 대한 한없는 경의 때문입니다. RCA의 전설적인 ‘리빙 스테레오(Living Stereo)’ 기술로 포착된 합창단의 숨소리와 농밀한 울림은 바이닐의 소리골을 타고 흐르며 지친 현대인의 가슴에 깊은 안식과 위로를 건넵니다. 그것은 피부색과 시대를 초월하여, 삶이라는 거친 강을 건너는 모든 순례자들에게 바치는 가장 거룩하고 아름다운 기도문이라 할 수 있습니다.</w:t>
       </w:r>
     </w:p>
     <w:p>
@@ -168,7 +187,7 @@
           <w:b w:val="0"/>
           <w:sz w:val="21"/>
         </w:rPr>
-        <w:t>1958년 뉴욕 맨해튼 센터에서 녹음되어 1960년 RCA Victor Red Seal 레이블을 통해 스테레오(LSC-2247) 및 모노로 발매되었습니다. 미국 합창 음악의 거장 로버트 쇼와 탁월한 작곡가 겸 편곡자 앨리스 파커(Alice Parker)의 협업으로 전통 영가를 격조 높은 예술 합창의 반열로 격상시킨 역사적 앨범입니다.</w:t>
+        <w:t>1958년 RCA Victor 레이블을 통해 스테레오(LSC-2247) 및 모노(LM-2247)로 동시 발매된 음반으로, 아날로그 황금기를 수놓은 전설적인 ‘리빙 스테레오(Living Stereo)’ 시리즈의 정점에 위치하는 합창 명반입니다.</w:t>
       </w:r>
     </w:p>
     <w:p>
@@ -199,7 +218,7 @@
           <w:b w:val="0"/>
           <w:sz w:val="21"/>
         </w:rPr>
-        <w:t>발매 당시 빌보드 클래식 차트 상위권에 머물며 합창 음반으로서는 이례적인 대중적 성공을 거두었고, 장기적인 스테디셀러로 자리매김했습니다. 특히 하이파이 오디오의 여명기에 RCA 리빙 스테레오를 대표하는 필청 음반으로 꼽히며 전 세계 오디오파일들에게 폭발적인 사랑을 받았습니다.</w:t>
+        <w:t>발매 직후 클래식 및 크로스오버 차트 상위권에 오르며 대중적으로 폭발적인 호응을 얻었으며, 반세기가 넘는 세월 동안 오디오파일들의 필청 테스트 음반으로 꼽히며 수십만 장 이상 꾸준히 판매된 스테디셀러입니다.</w:t>
       </w:r>
     </w:p>
     <w:p>
@@ -230,7 +249,7 @@
           <w:b w:val="0"/>
           <w:sz w:val="21"/>
         </w:rPr>
-        <w:t>1961년 개최된 제3회 그래미 어워드(Grammy Awards)에서 '최우수 클래식 합창 퍼포먼스(Best Classical Performance - Choral)' 부문을 수상하며 음악성과 대중성을 겸비한 세기의 명반임을 당당히 공인받았습니다.</w:t>
+        <w:t>1960년 제2회 그래미 어워드(Grammy Awards)에서 ‘최우수 클래식 합창 퍼포먼스(Best Classical Performance - Choral)’ 부문을 수상하며 음악적 완성도와 시대적 가치를 공인받았습니다.</w:t>
       </w:r>
     </w:p>
     <w:p>
@@ -306,7 +325,7 @@
           <w:b w:val="0"/>
           <w:sz w:val="21"/>
         </w:rPr>
-        <w:t>합창단 활동 1948년 ~ 1967년 (지휘자 로버트 쇼: 1916년 ~ 1999년)</w:t>
+        <w:t>1948년 결성 ~ 1967년 공식 해체 (지휘자 로버트 쇼: 1916년 ~ 1999년)</w:t>
       </w:r>
     </w:p>
     <w:p>
@@ -337,7 +356,7 @@
           <w:b w:val="0"/>
           <w:sz w:val="21"/>
         </w:rPr>
-        <w:t>혼성 프로페셔널 합창단 (로버트 쇼 창단 및 지휘)</w:t>
+        <w:t>그룹 형태 (전문 혼성 합창단)</w:t>
       </w:r>
     </w:p>
     <w:p>
@@ -368,7 +387,7 @@
           <w:b w:val="0"/>
           <w:sz w:val="21"/>
         </w:rPr>
-        <w:t>로버트 쇼 합창단은 빈틈없는 딕션(Diction)과 완벽에 가까운 화성 밸런스로 20세기 합창 음악의 현대적 표준을 정립한 독보적인 앙상블입니다. 명지휘자 아르투로 토스카니니로부터 "내가 평생 갈망하던 완벽한 합창의 소리"라는 찬사를 받았으며, 르네상스 다성음악부터 현대 종교음악, 미국 민요와 영가에 이르기까지 폭넓은 레퍼토리를 탁월한 예술성으로 소화해 미국 합창 예술의 위상을 세계 정상으로 끌어올렸습니다.</w:t>
+        <w:t>로버트 쇼 합창단은 지휘자 아르투로 토스카니니로부터 “내가 평생을 기다려온 바로 그 합창단”이라는 찬사를 받았을 만큼 압도적인 기량을 자랑했던 20세기 최고의 보컬 앙상블입니다. 완벽한 음정, 투명한 밸런스, 그리고 언어의 뉘앙스를 온전히 살려내는 정교한 딕션을 바탕으로 합창 예술을 클래식 음악계의 전면으로 이끌어낸 독보적인 위상을 지니고 있습니다.</w:t>
       </w:r>
     </w:p>
     <w:p>
@@ -413,7 +432,7 @@
           <w:b w:val="0"/>
           <w:sz w:val="21"/>
         </w:rPr>
-        <w:t>본 음반은 흑인 영가가 지닌 원초적인 고통과 해방을 향한 신앙적 열망을 정교한 서양 고전 합창 미학의 극치로 벼려낸 기념비적 역작입니다. 앨리스 파커와 로버트 쇼의 섬세한 편곡은 민족적 한(恨)과 영적 순수성을 훼손하지 않으면서도, 다채로운 대위법과 풍성한 화성 구조를 부여하여 흑인 영가 해석의 절대적인 이정표를 완성했습니다.</w:t>
+        <w:t>구전으로 전해지던 흑인 영가를 정통 클래식 합창의 정제된 미학으로 승화시킨 분수령적 앨범입니다. 대위법적 세련미와 민속적 투박함이 완벽한 균형을 이루어 합창 편곡과 지휘법의 교과서로 자리 잡았으며, 오디오 역사적으로도 다성 음악 녹음의 음향적 이상향을 제시한 명작으로 평가받습니다.</w:t>
       </w:r>
     </w:p>
     <w:p>
@@ -444,7 +463,7 @@
           <w:b w:val="0"/>
           <w:sz w:val="21"/>
         </w:rPr>
-        <w:t>1950년대 후반 미국 사회는 민권 운동(Civil Rights Movement)의 거대한 태동기를 지나고 있었습니다. 억압받던 이들의 자유와 평등을 향한 절규는 로버트 쇼의 숭고한 지휘봉 끝에서 인종과 이념을 초월한 보편적 인간애의 찬가로 승화되었으며, 냉전의 불안과 사회적 격변 속에서 방황하던 당대 대중들에게 인간 존엄성에 대한 경건한 성찰과 따뜻한 안식을 제공했습니다.</w:t>
+        <w:t>1950년대 후반 미국 사회의 냉전적 긴장과 인종 갈등의 소용돌이 속에서 발표되었습니다. 억압받던 이들이 부르던 구원의 노래를 백인 지휘자와 다채로운 인류애적 연대로 완성해 냄으로써, 음악을 통한 화해와 치유라는 시대정신을 선구적으로 증명해 보인 상징적인 족적을 남겼습니다.</w:t>
       </w:r>
     </w:p>
     <w:p>
@@ -489,7 +508,99 @@
           <w:b w:val="0"/>
           <w:sz w:val="21"/>
         </w:rPr>
-        <w:t>표제작인 "Deep River"는 요단강을 건너 천상의 안식처로 향하고자 하는 간절한 염원이 숨 막히도록 유려한 레가토와 깊은 베이스 성부의 울림 위에 펼쳐지며 숙연한 감동을 안깁니다. 이어 경쾌한 당김음과 단원들의 절제된 손뼉 소리가 어우러져 영적 환희를 터뜨리는 "Every Time I Feel the Spirit", 억압자에 맞선 모세의 준엄한 경고를 드라마틱한 음영 대비로 묘사한 "Go Down, Moses", 새벽빛의 영롱한 신비를 천상의 무반주 화음으로 노래한 "My Lord, What a Mornin'" 등 수록곡 전편이 영혼을 정화하는 명연으로 가득 차 있습니다.</w:t>
+      </w:r>
+    </w:p>
+    <w:p>
+      <w:pPr>
+        <w:spacing w:line="324" w:lineRule="auto" w:after="80"/>
+      </w:pPr>
+      <w:r>
+        <w:rPr w:rFonts="맑은 고딕">
+          <w:rFonts w:ascii="맑은 고딕" w:hAnsi="맑은 고딕" w:eastAsia="맑은 고딕"/>
+          <w:b w:val="0"/>
+          <w:color w:val="6B7280"/>
+          <w:sz w:val="21"/>
+        </w:rPr>
+        <w:t xml:space="preserve">· </w:t>
+      </w:r>
+      <w:r>
+        <w:rPr w:rFonts="맑은 고딕">
+          <w:rFonts w:ascii="맑은 고딕" w:hAnsi="맑은 고딕" w:eastAsia="맑은 고딕"/>
+          <w:b/>
+          <w:color w:val="1F2937"/>
+          <w:sz w:val="21"/>
+        </w:rPr>
+        <w:t xml:space="preserve">"Deep River": </w:t>
+      </w:r>
+      <w:r>
+        <w:rPr w:rFonts="맑은 고딕">
+          <w:rFonts w:ascii="맑은 고딕" w:hAnsi="맑은 고딕" w:eastAsia="맑은 고딕"/>
+          <w:b w:val="0"/>
+          <w:sz w:val="21"/>
+        </w:rPr>
+        <w:t>앨범의 표제곡이자 백미로, 요단강을 건너 영원한 평화를 갈망하는 영혼의 고백이 실크처럼 부드러운 하모니와 절제된 다이내믹 속에서 장엄한 감동을 선사합니다.</w:t>
+      </w:r>
+    </w:p>
+    <w:p>
+      <w:pPr>
+        <w:spacing w:line="324" w:lineRule="auto" w:after="80"/>
+      </w:pPr>
+      <w:r>
+        <w:rPr w:rFonts="맑은 고딕">
+          <w:rFonts w:ascii="맑은 고딕" w:hAnsi="맑은 고딕" w:eastAsia="맑은 고딕"/>
+          <w:b w:val="0"/>
+          <w:color w:val="6B7280"/>
+          <w:sz w:val="21"/>
+        </w:rPr>
+        <w:t xml:space="preserve">· </w:t>
+      </w:r>
+      <w:r>
+        <w:rPr w:rFonts="맑은 고딕">
+          <w:rFonts w:ascii="맑은 고딕" w:hAnsi="맑은 고딕" w:eastAsia="맑은 고딕"/>
+          <w:b/>
+          <w:color w:val="1F2937"/>
+          <w:sz w:val="21"/>
+        </w:rPr>
+        <w:t xml:space="preserve">"Swing Low, Sweet Chariot": </w:t>
+      </w:r>
+      <w:r>
+        <w:rPr w:rFonts="맑은 고딕">
+          <w:rFonts w:ascii="맑은 고딕" w:hAnsi="맑은 고딕" w:eastAsia="맑은 고딕"/>
+          <w:b w:val="0"/>
+          <w:sz w:val="21"/>
+        </w:rPr>
+        <w:t>천상의 마차를 부르는 서정적인 멜로디가 독창과 코러스의 유려한 호흡을 통해 애잔하면서도 따스한 온기로 울려 퍼집니다.</w:t>
+      </w:r>
+    </w:p>
+    <w:p>
+      <w:pPr>
+        <w:spacing w:line="324" w:lineRule="auto" w:after="80"/>
+      </w:pPr>
+      <w:r>
+        <w:rPr w:rFonts="맑은 고딕">
+          <w:rFonts w:ascii="맑은 고딕" w:hAnsi="맑은 고딕" w:eastAsia="맑은 고딕"/>
+          <w:b w:val="0"/>
+          <w:color w:val="6B7280"/>
+          <w:sz w:val="21"/>
+        </w:rPr>
+        <w:t xml:space="preserve">· </w:t>
+      </w:r>
+      <w:r>
+        <w:rPr w:rFonts="맑은 고딕">
+          <w:rFonts w:ascii="맑은 고딕" w:hAnsi="맑은 고딕" w:eastAsia="맑은 고딕"/>
+          <w:b/>
+          <w:color w:val="1F2937"/>
+          <w:sz w:val="21"/>
+        </w:rPr>
+        <w:t xml:space="preserve">"Dry Bones": </w:t>
+      </w:r>
+      <w:r>
+        <w:rPr w:rFonts="맑은 고딕">
+          <w:rFonts w:ascii="맑은 고딕" w:hAnsi="맑은 고딕" w:eastAsia="맑은 고딕"/>
+          <w:b w:val="0"/>
+          <w:sz w:val="21"/>
+        </w:rPr>
+        <w:t>성경 에스겔서의 마른 뼈 환상을 바탕으로 한 곡으로, 박진감 넘치는 리듬감과 드라마틱한 음량 변화를 통해 합창단의 기교적 극치를 유감없이 드러냅니다.</w:t>
       </w:r>
     </w:p>
     <w:p>
@@ -520,7 +631,7 @@
           <w:b w:val="0"/>
           <w:sz w:val="21"/>
         </w:rPr>
-        <w:t>RCA Victor 특유의 3채널 스테레오 마이크 테크닉이 빚어낸 광활한 음장감은 진공관 앰프와 아날로그 턴테이블 시스템에서 가장 완벽하게 피어납니다. 스피커 사이에 단원들이 반원형으로 늘어선 듯한 선명한 핀포인트 포커싱, 그리고 무반주 아카펠라 사이로 스며 나오는 뉴욕 맨해튼 센터 특유의 풍성한 공기감과 자연스러운 홀 톤(Hall Tone)의 배음은 오직 LP로만 만끽할 수 있는 궁극의 아날로그적 미학입니다.</w:t>
+        <w:t>진공관 앰프 특유의 두툼하고 따스한 배음과 만났을 때 합창 단원 한 사람 한 사람의 숨결이 손에 잡힐 듯 생생하게 피어납니다. 공간의 어둠 속에서 턴테이블 바늘을 올리면, 좌우로 넓고 깊게 펼쳐지는 사운드 스테이지 한가운데서 마치 성당의 돔 아래 서 있는 듯한 황홀한 공명감을 만끽할 수 있습니다.</w:t>
       </w:r>
     </w:p>
     <w:p>
@@ -551,7 +662,7 @@
           <w:b w:val="0"/>
           <w:sz w:val="21"/>
         </w:rPr>
-        <w:t>그래미상 수상이라는 빛나는 음악사적 권위와 초기 스테레오 레코딩 기술의 최정점을 증명하는 오디오파일적 완성도를 겸비한 앨범입니다. 합창 음악과 아메리카나(Americana) 음악의 본령을 탐구하는 LP 컬렉터라면 컬렉션의 가장 빛나는 자리에 반드시 꽂아두어야 할 영원한 클래식입니다.</w:t>
+        <w:t>RCA 황금기 인그레이빙 기술의 정수를 맛볼 수 있는 초반 및 오리지널 프레싱의 희소성은 물론, 인류의 영적 슬픔을 가장 순결한 아름다움으로 기록해 낸 문화유산이라는 점에서 아날로그 컬렉터의 서열 최상단에 놓여 마땅한 필청반입니다.</w:t>
       </w:r>
     </w:p>
     <w:p>
@@ -565,7 +676,7 @@
           <w:color w:val="4338CA"/>
           <w:sz w:val="21"/>
         </w:rPr>
-        <w:t>이 음반을 통해 절제된 하모니 속에 깃든 깊은 영혼의 위로와 아날로그 사운드가 전해주는 감동을 다시 한번 경험해 보시는 것은 어떨까요?</w:t>
+        <w:t>이 음반을 통해 고단한 삶의 강을 건너 영원한 평식과 위로를 전해주는 감동을 다시 한번 경험해 보시는 것은 어떨까요?</w:t>
       </w:r>
     </w:p>
     <w:sectPr>
